--- a/Projectplan Datalab V.docx
+++ b/Projectplan Datalab V.docx
@@ -16,8 +16,8 @@
         <w:tblLook w:val="04A0" w:firstRow="1" w:lastRow="0" w:firstColumn="1" w:lastColumn="0" w:noHBand="0" w:noVBand="1"/>
       </w:tblPr>
       <w:tblGrid>
-        <w:gridCol w:w="5141"/>
-        <w:gridCol w:w="4117"/>
+        <w:gridCol w:w="5134"/>
+        <w:gridCol w:w="4124"/>
       </w:tblGrid>
       <w:tr>
         <w:tc>
@@ -104,6 +104,15 @@
                 <w:szCs w:val="22"/>
               </w:rPr>
             </w:pPr>
+            <w:r>
+              <w:rPr>
+                <w:rFonts w:ascii="Calibri" w:hAnsi="Calibri" w:cs="Calibri"/>
+                <w:bCs/>
+                <w:sz w:val="22"/>
+                <w:szCs w:val="22"/>
+              </w:rPr>
+              <w:t>09-02-2026</w:t>
+            </w:r>
           </w:p>
         </w:tc>
       </w:tr>
@@ -148,6 +157,15 @@
                 <w:szCs w:val="22"/>
               </w:rPr>
             </w:pPr>
+            <w:r>
+              <w:rPr>
+                <w:rFonts w:ascii="Calibri" w:hAnsi="Calibri" w:cs="Calibri"/>
+                <w:bCs/>
+                <w:sz w:val="22"/>
+                <w:szCs w:val="22"/>
+              </w:rPr>
+              <w:t>03-07-2026</w:t>
+            </w:r>
           </w:p>
         </w:tc>
       </w:tr>
@@ -12293,19 +12311,6 @@
 </file>
 
 <file path=customXml/item1.xml><?xml version="1.0" encoding="utf-8"?>
-<?mso-contentType ?>
-<FormTemplates xmlns="http://schemas.microsoft.com/sharepoint/v3/contenttype/forms">
-  <Display>DocumentLibraryForm</Display>
-  <Edit>DocumentLibraryForm</Edit>
-  <New>DocumentLibraryForm</New>
-</FormTemplates>
-</file>
-
-<file path=customXml/item2.xml><?xml version="1.0" encoding="utf-8"?>
-<b:Sources xmlns:b="http://schemas.openxmlformats.org/officeDocument/2006/bibliography" xmlns="http://schemas.openxmlformats.org/officeDocument/2006/bibliography" SelectedStyle="\APASixthEditionOfficeOnline.xsl" StyleName="APA" Version="6"/>
-</file>
-
-<file path=customXml/item3.xml><?xml version="1.0" encoding="utf-8"?>
 <p:properties xmlns:p="http://schemas.microsoft.com/office/2006/metadata/properties" xmlns:xsi="http://www.w3.org/2001/XMLSchema-instance" xmlns:pc="http://schemas.microsoft.com/office/infopath/2007/PartnerControls">
   <documentManagement>
     <TaxCatchAll xmlns="d11bdb94-d558-4ffe-a4b0-092cbde21480" xsi:nil="true"/>
@@ -12314,6 +12319,19 @@
     </lcf76f155ced4ddcb4097134ff3c332f>
   </documentManagement>
 </p:properties>
+</file>
+
+<file path=customXml/item2.xml><?xml version="1.0" encoding="utf-8"?>
+<b:Sources xmlns:b="http://schemas.openxmlformats.org/officeDocument/2006/bibliography" xmlns="http://schemas.openxmlformats.org/officeDocument/2006/bibliography" SelectedStyle="\APASixthEditionOfficeOnline.xsl" StyleName="APA" Version="6"/>
+</file>
+
+<file path=customXml/item3.xml><?xml version="1.0" encoding="utf-8"?>
+<?mso-contentType ?>
+<FormTemplates xmlns="http://schemas.microsoft.com/sharepoint/v3/contenttype/forms">
+  <Display>DocumentLibraryForm</Display>
+  <Edit>DocumentLibraryForm</Edit>
+  <New>DocumentLibraryForm</New>
+</FormTemplates>
 </file>
 
 <file path=customXml/item4.xml><?xml version="1.0" encoding="utf-8"?>
@@ -12577,9 +12595,12 @@
 </file>
 
 <file path=customXml/itemProps1.xml><?xml version="1.0" encoding="utf-8"?>
-<ds:datastoreItem xmlns:ds="http://schemas.openxmlformats.org/officeDocument/2006/customXml" ds:itemID="{B147BCC7-9957-4036-88D2-C5E598B6EACF}">
+<ds:datastoreItem xmlns:ds="http://schemas.openxmlformats.org/officeDocument/2006/customXml" ds:itemID="{ABEAAB2F-C765-4AE7-B41C-C90BC29E02BE}">
   <ds:schemaRefs>
-    <ds:schemaRef ds:uri="http://schemas.microsoft.com/sharepoint/v3/contenttype/forms"/>
+    <ds:schemaRef ds:uri="http://schemas.microsoft.com/office/2006/metadata/properties"/>
+    <ds:schemaRef ds:uri="http://schemas.microsoft.com/office/infopath/2007/PartnerControls"/>
+    <ds:schemaRef ds:uri="d11bdb94-d558-4ffe-a4b0-092cbde21480"/>
+    <ds:schemaRef ds:uri="320b15cb-67e9-4345-bf9f-3e28f97ecef6"/>
   </ds:schemaRefs>
 </ds:datastoreItem>
 </file>
@@ -12593,13 +12614,9 @@
 </file>
 
 <file path=customXml/itemProps3.xml><?xml version="1.0" encoding="utf-8"?>
-<ds:datastoreItem xmlns:ds="http://schemas.openxmlformats.org/officeDocument/2006/customXml" ds:itemID="{ABEAAB2F-C765-4AE7-B41C-C90BC29E02BE}">
+<ds:datastoreItem xmlns:ds="http://schemas.openxmlformats.org/officeDocument/2006/customXml" ds:itemID="{B147BCC7-9957-4036-88D2-C5E598B6EACF}">
   <ds:schemaRefs>
-    <ds:schemaRef ds:uri="http://schemas.microsoft.com/office/2006/metadata/properties"/>
-    <ds:schemaRef ds:uri="http://schemas.microsoft.com/office/infopath/2007/PartnerControls"/>
-    <ds:schemaRef ds:uri="cc2fef95-17df-4ed1-b89a-8cc1f0c95132"/>
-    <ds:schemaRef ds:uri="d11bdb94-d558-4ffe-a4b0-092cbde21480"/>
-    <ds:schemaRef ds:uri="320b15cb-67e9-4345-bf9f-3e28f97ecef6"/>
+    <ds:schemaRef ds:uri="http://schemas.microsoft.com/sharepoint/v3/contenttype/forms"/>
   </ds:schemaRefs>
 </ds:datastoreItem>
 </file>
